--- a/tillsyn/A 58293-2025 tillsynsbegäran.docx
+++ b/tillsyn/A 58293-2025 tillsynsbegäran.docx
@@ -262,7 +262,7 @@
     <w:r>
       <w:tab/>
       <w:tab/>
-      <w:t>2025-11-25</w:t>
+      <w:t>2025-11-26</w:t>
       <w:br/>
       <w:br/>
     </w:r>

--- a/tillsyn/A 58293-2025 tillsynsbegäran.docx
+++ b/tillsyn/A 58293-2025 tillsynsbegäran.docx
@@ -262,7 +262,7 @@
     <w:r>
       <w:tab/>
       <w:tab/>
-      <w:t>2025-11-26</w:t>
+      <w:t>2025-11-27</w:t>
       <w:br/>
       <w:br/>
     </w:r>

--- a/tillsyn/A 58293-2025 tillsynsbegäran.docx
+++ b/tillsyn/A 58293-2025 tillsynsbegäran.docx
@@ -262,7 +262,7 @@
     <w:r>
       <w:tab/>
       <w:tab/>
-      <w:t>2025-11-27</w:t>
+      <w:t>2025-11-28</w:t>
       <w:br/>
       <w:br/>
     </w:r>

--- a/tillsyn/A 58293-2025 tillsynsbegäran.docx
+++ b/tillsyn/A 58293-2025 tillsynsbegäran.docx
@@ -262,7 +262,7 @@
     <w:r>
       <w:tab/>
       <w:tab/>
-      <w:t>2025-11-28</w:t>
+      <w:t>2025-11-29</w:t>
       <w:br/>
       <w:br/>
     </w:r>

--- a/tillsyn/A 58293-2025 tillsynsbegäran.docx
+++ b/tillsyn/A 58293-2025 tillsynsbegäran.docx
@@ -262,7 +262,7 @@
     <w:r>
       <w:tab/>
       <w:tab/>
-      <w:t>2025-11-29</w:t>
+      <w:t>2025-11-30</w:t>
       <w:br/>
       <w:br/>
     </w:r>

--- a/tillsyn/A 58293-2025 tillsynsbegäran.docx
+++ b/tillsyn/A 58293-2025 tillsynsbegäran.docx
@@ -262,7 +262,7 @@
     <w:r>
       <w:tab/>
       <w:tab/>
-      <w:t>2025-11-30</w:t>
+      <w:t>2025-12-01</w:t>
       <w:br/>
       <w:br/>
     </w:r>

--- a/tillsyn/A 58293-2025 tillsynsbegäran.docx
+++ b/tillsyn/A 58293-2025 tillsynsbegäran.docx
@@ -262,7 +262,7 @@
     <w:r>
       <w:tab/>
       <w:tab/>
-      <w:t>2025-12-01</w:t>
+      <w:t>2025-12-02</w:t>
       <w:br/>
       <w:br/>
     </w:r>

--- a/tillsyn/A 58293-2025 tillsynsbegäran.docx
+++ b/tillsyn/A 58293-2025 tillsynsbegäran.docx
@@ -262,7 +262,7 @@
     <w:r>
       <w:tab/>
       <w:tab/>
-      <w:t>2025-12-02</w:t>
+      <w:t>2025-12-03</w:t>
       <w:br/>
       <w:br/>
     </w:r>

--- a/tillsyn/A 58293-2025 tillsynsbegäran.docx
+++ b/tillsyn/A 58293-2025 tillsynsbegäran.docx
@@ -262,7 +262,7 @@
     <w:r>
       <w:tab/>
       <w:tab/>
-      <w:t>2025-12-03</w:t>
+      <w:t>2025-12-04</w:t>
       <w:br/>
       <w:br/>
     </w:r>

--- a/tillsyn/A 58293-2025 tillsynsbegäran.docx
+++ b/tillsyn/A 58293-2025 tillsynsbegäran.docx
@@ -262,7 +262,7 @@
     <w:r>
       <w:tab/>
       <w:tab/>
-      <w:t>2025-12-04</w:t>
+      <w:t>2025-12-05</w:t>
       <w:br/>
       <w:br/>
     </w:r>

--- a/tillsyn/A 58293-2025 tillsynsbegäran.docx
+++ b/tillsyn/A 58293-2025 tillsynsbegäran.docx
@@ -262,7 +262,7 @@
     <w:r>
       <w:tab/>
       <w:tab/>
-      <w:t>2025-12-05</w:t>
+      <w:t>2025-12-06</w:t>
       <w:br/>
       <w:br/>
     </w:r>

--- a/tillsyn/A 58293-2025 tillsynsbegäran.docx
+++ b/tillsyn/A 58293-2025 tillsynsbegäran.docx
@@ -262,7 +262,7 @@
     <w:r>
       <w:tab/>
       <w:tab/>
-      <w:t>2025-12-06</w:t>
+      <w:t>2025-12-07</w:t>
       <w:br/>
       <w:br/>
     </w:r>

--- a/tillsyn/A 58293-2025 tillsynsbegäran.docx
+++ b/tillsyn/A 58293-2025 tillsynsbegäran.docx
@@ -262,7 +262,7 @@
     <w:r>
       <w:tab/>
       <w:tab/>
-      <w:t>2025-12-07</w:t>
+      <w:t>2025-12-08</w:t>
       <w:br/>
       <w:br/>
     </w:r>

--- a/tillsyn/A 58293-2025 tillsynsbegäran.docx
+++ b/tillsyn/A 58293-2025 tillsynsbegäran.docx
@@ -262,7 +262,7 @@
     <w:r>
       <w:tab/>
       <w:tab/>
-      <w:t>2025-12-08</w:t>
+      <w:t>2025-12-09</w:t>
       <w:br/>
       <w:br/>
     </w:r>

--- a/tillsyn/A 58293-2025 tillsynsbegäran.docx
+++ b/tillsyn/A 58293-2025 tillsynsbegäran.docx
@@ -262,7 +262,7 @@
     <w:r>
       <w:tab/>
       <w:tab/>
-      <w:t>2025-12-09</w:t>
+      <w:t>2025-12-10</w:t>
       <w:br/>
       <w:br/>
     </w:r>

--- a/tillsyn/A 58293-2025 tillsynsbegäran.docx
+++ b/tillsyn/A 58293-2025 tillsynsbegäran.docx
@@ -262,7 +262,7 @@
     <w:r>
       <w:tab/>
       <w:tab/>
-      <w:t>2025-12-10</w:t>
+      <w:t>2025-12-11</w:t>
       <w:br/>
       <w:br/>
     </w:r>

--- a/tillsyn/A 58293-2025 tillsynsbegäran.docx
+++ b/tillsyn/A 58293-2025 tillsynsbegäran.docx
@@ -262,7 +262,7 @@
     <w:r>
       <w:tab/>
       <w:tab/>
-      <w:t>2025-12-11</w:t>
+      <w:t>2025-12-12</w:t>
       <w:br/>
       <w:br/>
     </w:r>

--- a/tillsyn/A 58293-2025 tillsynsbegäran.docx
+++ b/tillsyn/A 58293-2025 tillsynsbegäran.docx
@@ -262,7 +262,7 @@
     <w:r>
       <w:tab/>
       <w:tab/>
-      <w:t>2025-12-12</w:t>
+      <w:t>2025-12-13</w:t>
       <w:br/>
       <w:br/>
     </w:r>

--- a/tillsyn/A 58293-2025 tillsynsbegäran.docx
+++ b/tillsyn/A 58293-2025 tillsynsbegäran.docx
@@ -262,7 +262,7 @@
     <w:r>
       <w:tab/>
       <w:tab/>
-      <w:t>2025-12-19</w:t>
+      <w:t>2025-12-20</w:t>
       <w:br/>
       <w:br/>
     </w:r>

--- a/tillsyn/A 58293-2025 tillsynsbegäran.docx
+++ b/tillsyn/A 58293-2025 tillsynsbegäran.docx
@@ -262,7 +262,7 @@
     <w:r>
       <w:tab/>
       <w:tab/>
-      <w:t>2025-12-20</w:t>
+      <w:t>2025-12-21</w:t>
       <w:br/>
       <w:br/>
     </w:r>

--- a/tillsyn/A 58293-2025 tillsynsbegäran.docx
+++ b/tillsyn/A 58293-2025 tillsynsbegäran.docx
@@ -262,7 +262,7 @@
     <w:r>
       <w:tab/>
       <w:tab/>
-      <w:t>2025-12-21</w:t>
+      <w:t>2025-12-22</w:t>
       <w:br/>
       <w:br/>
     </w:r>

--- a/tillsyn/A 58293-2025 tillsynsbegäran.docx
+++ b/tillsyn/A 58293-2025 tillsynsbegäran.docx
@@ -262,7 +262,7 @@
     <w:r>
       <w:tab/>
       <w:tab/>
-      <w:t>2025-12-22</w:t>
+      <w:t>2025-12-26</w:t>
       <w:br/>
       <w:br/>
     </w:r>

--- a/tillsyn/A 58293-2025 tillsynsbegäran.docx
+++ b/tillsyn/A 58293-2025 tillsynsbegäran.docx
@@ -262,7 +262,7 @@
     <w:r>
       <w:tab/>
       <w:tab/>
-      <w:t>2025-12-26</w:t>
+      <w:t>2025-12-28</w:t>
       <w:br/>
       <w:br/>
     </w:r>

--- a/tillsyn/A 58293-2025 tillsynsbegäran.docx
+++ b/tillsyn/A 58293-2025 tillsynsbegäran.docx
@@ -262,7 +262,7 @@
     <w:r>
       <w:tab/>
       <w:tab/>
-      <w:t>2025-12-28</w:t>
+      <w:t>2025-12-29</w:t>
       <w:br/>
       <w:br/>
     </w:r>

--- a/tillsyn/A 58293-2025 tillsynsbegäran.docx
+++ b/tillsyn/A 58293-2025 tillsynsbegäran.docx
@@ -262,7 +262,7 @@
     <w:r>
       <w:tab/>
       <w:tab/>
-      <w:t>2025-12-29</w:t>
+      <w:t>2025-12-30</w:t>
       <w:br/>
       <w:br/>
     </w:r>

--- a/tillsyn/A 58293-2025 tillsynsbegäran.docx
+++ b/tillsyn/A 58293-2025 tillsynsbegäran.docx
@@ -262,7 +262,7 @@
     <w:r>
       <w:tab/>
       <w:tab/>
-      <w:t>2025-12-30</w:t>
+      <w:t>2025-12-31</w:t>
       <w:br/>
       <w:br/>
     </w:r>

--- a/tillsyn/A 58293-2025 tillsynsbegäran.docx
+++ b/tillsyn/A 58293-2025 tillsynsbegäran.docx
@@ -262,7 +262,7 @@
     <w:r>
       <w:tab/>
       <w:tab/>
-      <w:t>2025-12-31</w:t>
+      <w:t>2026-01-03</w:t>
       <w:br/>
       <w:br/>
     </w:r>

--- a/tillsyn/A 58293-2025 tillsynsbegäran.docx
+++ b/tillsyn/A 58293-2025 tillsynsbegäran.docx
@@ -262,7 +262,7 @@
     <w:r>
       <w:tab/>
       <w:tab/>
-      <w:t>2026-01-07</w:t>
+      <w:t>2026-01-08</w:t>
       <w:br/>
       <w:br/>
     </w:r>

--- a/tillsyn/A 58293-2025 tillsynsbegäran.docx
+++ b/tillsyn/A 58293-2025 tillsynsbegäran.docx
@@ -262,7 +262,7 @@
     <w:r>
       <w:tab/>
       <w:tab/>
-      <w:t>2026-01-08</w:t>
+      <w:t>2026-01-09</w:t>
       <w:br/>
       <w:br/>
     </w:r>

--- a/tillsyn/A 58293-2025 tillsynsbegäran.docx
+++ b/tillsyn/A 58293-2025 tillsynsbegäran.docx
@@ -262,7 +262,7 @@
     <w:r>
       <w:tab/>
       <w:tab/>
-      <w:t>2026-01-09</w:t>
+      <w:t>2026-01-10</w:t>
       <w:br/>
       <w:br/>
     </w:r>

--- a/tillsyn/A 58293-2025 tillsynsbegäran.docx
+++ b/tillsyn/A 58293-2025 tillsynsbegäran.docx
@@ -262,7 +262,7 @@
     <w:r>
       <w:tab/>
       <w:tab/>
-      <w:t>2026-01-10</w:t>
+      <w:t>2026-01-11</w:t>
       <w:br/>
       <w:br/>
     </w:r>

--- a/tillsyn/A 58293-2025 tillsynsbegäran.docx
+++ b/tillsyn/A 58293-2025 tillsynsbegäran.docx
@@ -262,7 +262,7 @@
     <w:r>
       <w:tab/>
       <w:tab/>
-      <w:t>2026-01-11</w:t>
+      <w:t>2026-01-12</w:t>
       <w:br/>
       <w:br/>
     </w:r>

--- a/tillsyn/A 58293-2025 tillsynsbegäran.docx
+++ b/tillsyn/A 58293-2025 tillsynsbegäran.docx
@@ -262,7 +262,7 @@
     <w:r>
       <w:tab/>
       <w:tab/>
-      <w:t>2026-01-12</w:t>
+      <w:t>2026-01-13</w:t>
       <w:br/>
       <w:br/>
     </w:r>

--- a/tillsyn/A 58293-2025 tillsynsbegäran.docx
+++ b/tillsyn/A 58293-2025 tillsynsbegäran.docx
@@ -262,7 +262,7 @@
     <w:r>
       <w:tab/>
       <w:tab/>
-      <w:t>2026-01-13</w:t>
+      <w:t>2026-01-14</w:t>
       <w:br/>
       <w:br/>
     </w:r>

--- a/tillsyn/A 58293-2025 tillsynsbegäran.docx
+++ b/tillsyn/A 58293-2025 tillsynsbegäran.docx
@@ -262,7 +262,7 @@
     <w:r>
       <w:tab/>
       <w:tab/>
-      <w:t>2026-01-14</w:t>
+      <w:t>2026-01-15</w:t>
       <w:br/>
       <w:br/>
     </w:r>

--- a/tillsyn/A 58293-2025 tillsynsbegäran.docx
+++ b/tillsyn/A 58293-2025 tillsynsbegäran.docx
@@ -262,7 +262,7 @@
     <w:r>
       <w:tab/>
       <w:tab/>
-      <w:t>2026-01-15</w:t>
+      <w:t>2026-01-16</w:t>
       <w:br/>
       <w:br/>
     </w:r>

--- a/tillsyn/A 58293-2025 tillsynsbegäran.docx
+++ b/tillsyn/A 58293-2025 tillsynsbegäran.docx
@@ -262,7 +262,7 @@
     <w:r>
       <w:tab/>
       <w:tab/>
-      <w:t>2026-01-16</w:t>
+      <w:t>2026-01-17</w:t>
       <w:br/>
       <w:br/>
     </w:r>

--- a/tillsyn/A 58293-2025 tillsynsbegäran.docx
+++ b/tillsyn/A 58293-2025 tillsynsbegäran.docx
@@ -262,7 +262,7 @@
     <w:r>
       <w:tab/>
       <w:tab/>
-      <w:t>2026-01-17</w:t>
+      <w:t>2026-01-18</w:t>
       <w:br/>
       <w:br/>
     </w:r>

--- a/tillsyn/A 58293-2025 tillsynsbegäran.docx
+++ b/tillsyn/A 58293-2025 tillsynsbegäran.docx
@@ -262,7 +262,7 @@
     <w:r>
       <w:tab/>
       <w:tab/>
-      <w:t>2026-01-18</w:t>
+      <w:t>2026-01-19</w:t>
       <w:br/>
       <w:br/>
     </w:r>

--- a/tillsyn/A 58293-2025 tillsynsbegäran.docx
+++ b/tillsyn/A 58293-2025 tillsynsbegäran.docx
@@ -262,7 +262,7 @@
     <w:r>
       <w:tab/>
       <w:tab/>
-      <w:t>2026-01-19</w:t>
+      <w:t>2026-01-20</w:t>
       <w:br/>
       <w:br/>
     </w:r>

--- a/tillsyn/A 58293-2025 tillsynsbegäran.docx
+++ b/tillsyn/A 58293-2025 tillsynsbegäran.docx
@@ -262,7 +262,7 @@
     <w:r>
       <w:tab/>
       <w:tab/>
-      <w:t>2026-01-20</w:t>
+      <w:t>2026-01-21</w:t>
       <w:br/>
       <w:br/>
     </w:r>

--- a/tillsyn/A 58293-2025 tillsynsbegäran.docx
+++ b/tillsyn/A 58293-2025 tillsynsbegäran.docx
@@ -262,7 +262,7 @@
     <w:r>
       <w:tab/>
       <w:tab/>
-      <w:t>2026-01-21</w:t>
+      <w:t>2026-01-23</w:t>
       <w:br/>
       <w:br/>
     </w:r>

--- a/tillsyn/A 58293-2025 tillsynsbegäran.docx
+++ b/tillsyn/A 58293-2025 tillsynsbegäran.docx
@@ -262,7 +262,7 @@
     <w:r>
       <w:tab/>
       <w:tab/>
-      <w:t>2026-01-23</w:t>
+      <w:t>2026-01-24</w:t>
       <w:br/>
       <w:br/>
     </w:r>

--- a/tillsyn/A 58293-2025 tillsynsbegäran.docx
+++ b/tillsyn/A 58293-2025 tillsynsbegäran.docx
@@ -262,7 +262,7 @@
     <w:r>
       <w:tab/>
       <w:tab/>
-      <w:t>2026-01-24</w:t>
+      <w:t>2026-01-25</w:t>
       <w:br/>
       <w:br/>
     </w:r>

--- a/tillsyn/A 58293-2025 tillsynsbegäran.docx
+++ b/tillsyn/A 58293-2025 tillsynsbegäran.docx
@@ -262,7 +262,7 @@
     <w:r>
       <w:tab/>
       <w:tab/>
-      <w:t>2026-01-25</w:t>
+      <w:t>2026-01-26</w:t>
       <w:br/>
       <w:br/>
     </w:r>

--- a/tillsyn/A 58293-2025 tillsynsbegäran.docx
+++ b/tillsyn/A 58293-2025 tillsynsbegäran.docx
@@ -262,7 +262,7 @@
     <w:r>
       <w:tab/>
       <w:tab/>
-      <w:t>2026-01-26</w:t>
+      <w:t>2026-01-27</w:t>
       <w:br/>
       <w:br/>
     </w:r>

--- a/tillsyn/A 58293-2025 tillsynsbegäran.docx
+++ b/tillsyn/A 58293-2025 tillsynsbegäran.docx
@@ -262,7 +262,7 @@
     <w:r>
       <w:tab/>
       <w:tab/>
-      <w:t>2026-01-27</w:t>
+      <w:t>2026-01-28</w:t>
       <w:br/>
       <w:br/>
     </w:r>

--- a/tillsyn/A 58293-2025 tillsynsbegäran.docx
+++ b/tillsyn/A 58293-2025 tillsynsbegäran.docx
@@ -289,7 +289,7 @@
     <w:r>
       <w:tab/>
       <w:tab/>
-      <w:t>2026-02-21</w:t>
+      <w:t>2026-02-22</w:t>
       <w:br/>
       <w:br/>
     </w:r>

--- a/tillsyn/A 58293-2025 tillsynsbegäran.docx
+++ b/tillsyn/A 58293-2025 tillsynsbegäran.docx
@@ -289,7 +289,7 @@
     <w:r>
       <w:tab/>
       <w:tab/>
-      <w:t>2026-02-22</w:t>
+      <w:t>2026-02-23</w:t>
       <w:br/>
       <w:br/>
     </w:r>

--- a/tillsyn/A 58293-2025 tillsynsbegäran.docx
+++ b/tillsyn/A 58293-2025 tillsynsbegäran.docx
@@ -289,7 +289,7 @@
     <w:r>
       <w:tab/>
       <w:tab/>
-      <w:t>2026-02-23</w:t>
+      <w:t>2026-02-24</w:t>
       <w:br/>
       <w:br/>
     </w:r>

--- a/tillsyn/A 58293-2025 tillsynsbegäran.docx
+++ b/tillsyn/A 58293-2025 tillsynsbegäran.docx
@@ -289,7 +289,7 @@
     <w:r>
       <w:tab/>
       <w:tab/>
-      <w:t>2026-02-24</w:t>
+      <w:t>2026-02-25</w:t>
       <w:br/>
       <w:br/>
     </w:r>

--- a/tillsyn/A 58293-2025 tillsynsbegäran.docx
+++ b/tillsyn/A 58293-2025 tillsynsbegäran.docx
@@ -289,7 +289,7 @@
     <w:r>
       <w:tab/>
       <w:tab/>
-      <w:t>2026-02-25</w:t>
+      <w:t>2026-02-26</w:t>
       <w:br/>
       <w:br/>
     </w:r>

--- a/tillsyn/A 58293-2025 tillsynsbegäran.docx
+++ b/tillsyn/A 58293-2025 tillsynsbegäran.docx
@@ -289,7 +289,7 @@
     <w:r>
       <w:tab/>
       <w:tab/>
-      <w:t>2026-02-26</w:t>
+      <w:t>2026-02-28</w:t>
       <w:br/>
       <w:br/>
     </w:r>

--- a/tillsyn/A 58293-2025 tillsynsbegäran.docx
+++ b/tillsyn/A 58293-2025 tillsynsbegäran.docx
@@ -289,7 +289,7 @@
     <w:r>
       <w:tab/>
       <w:tab/>
-      <w:t>2026-02-28</w:t>
+      <w:t>2026-03-01</w:t>
       <w:br/>
       <w:br/>
     </w:r>

--- a/tillsyn/A 58293-2025 tillsynsbegäran.docx
+++ b/tillsyn/A 58293-2025 tillsynsbegäran.docx
@@ -289,7 +289,7 @@
     <w:r>
       <w:tab/>
       <w:tab/>
-      <w:t>2026-03-01</w:t>
+      <w:t>2026-03-02</w:t>
       <w:br/>
       <w:br/>
     </w:r>

--- a/tillsyn/A 58293-2025 tillsynsbegäran.docx
+++ b/tillsyn/A 58293-2025 tillsynsbegäran.docx
@@ -289,7 +289,7 @@
     <w:r>
       <w:tab/>
       <w:tab/>
-      <w:t>2026-03-02</w:t>
+      <w:t>2026-03-03</w:t>
       <w:br/>
       <w:br/>
     </w:r>

--- a/tillsyn/A 58293-2025 tillsynsbegäran.docx
+++ b/tillsyn/A 58293-2025 tillsynsbegäran.docx
@@ -289,7 +289,7 @@
     <w:r>
       <w:tab/>
       <w:tab/>
-      <w:t>2026-03-03</w:t>
+      <w:t>2026-03-04</w:t>
       <w:br/>
       <w:br/>
     </w:r>

--- a/tillsyn/A 58293-2025 tillsynsbegäran.docx
+++ b/tillsyn/A 58293-2025 tillsynsbegäran.docx
@@ -289,7 +289,7 @@
     <w:r>
       <w:tab/>
       <w:tab/>
-      <w:t>2026-03-04</w:t>
+      <w:t>2026-03-05</w:t>
       <w:br/>
       <w:br/>
     </w:r>

--- a/tillsyn/A 58293-2025 tillsynsbegäran.docx
+++ b/tillsyn/A 58293-2025 tillsynsbegäran.docx
@@ -289,7 +289,7 @@
     <w:r>
       <w:tab/>
       <w:tab/>
-      <w:t>2026-03-05</w:t>
+      <w:t>2026-03-06</w:t>
       <w:br/>
       <w:br/>
     </w:r>

--- a/tillsyn/A 58293-2025 tillsynsbegäran.docx
+++ b/tillsyn/A 58293-2025 tillsynsbegäran.docx
@@ -289,7 +289,7 @@
     <w:r>
       <w:tab/>
       <w:tab/>
-      <w:t>2026-03-06</w:t>
+      <w:t>2026-03-07</w:t>
       <w:br/>
       <w:br/>
     </w:r>

--- a/tillsyn/A 58293-2025 tillsynsbegäran.docx
+++ b/tillsyn/A 58293-2025 tillsynsbegäran.docx
@@ -289,7 +289,7 @@
     <w:r>
       <w:tab/>
       <w:tab/>
-      <w:t>2026-03-13</w:t>
+      <w:t>2026-03-16</w:t>
       <w:br/>
       <w:br/>
     </w:r>

--- a/tillsyn/A 58293-2025 tillsynsbegäran.docx
+++ b/tillsyn/A 58293-2025 tillsynsbegäran.docx
@@ -289,7 +289,7 @@
     <w:r>
       <w:tab/>
       <w:tab/>
-      <w:t>2026-03-16</w:t>
+      <w:t>2026-03-17</w:t>
       <w:br/>
       <w:br/>
     </w:r>

--- a/tillsyn/A 58293-2025 tillsynsbegäran.docx
+++ b/tillsyn/A 58293-2025 tillsynsbegäran.docx
@@ -289,7 +289,7 @@
     <w:r>
       <w:tab/>
       <w:tab/>
-      <w:t>2026-03-17</w:t>
+      <w:t>2026-03-18</w:t>
       <w:br/>
       <w:br/>
     </w:r>

--- a/tillsyn/A 58293-2025 tillsynsbegäran.docx
+++ b/tillsyn/A 58293-2025 tillsynsbegäran.docx
@@ -35,7 +35,7 @@
     </w:p>
     <w:p>
       <w:r>
-        <w:t>I avverkningsanmälan har följande 5 naturvårdsarter hittats: goliatmusseron (VU), orange taggsvamp (NT), tallriska (NT), vedskivlav (NT) och skarp dropptaggsvamp (S). Av dessa är 4 rödlistade. För rödlistade arter har rödlistekategorin angivits inom parentes. Arter som är signalarter enligt Skogsstyrelsen har markerats med (S).</w:t>
+        <w:t>I avverkningsanmälan har följande 7 naturvårdsarter hittats: goliatmusseron (VU), motaggsvamp (NT), orange taggsvamp (NT), tallriska (NT), vedskivlav (NT), dropptaggsvamp (S) och skarp dropptaggsvamp (S). Av dessa är 5 rödlistade. För rödlistade arter har rödlistekategorin angivits inom parentes. Arter som är signalarter enligt Skogsstyrelsen har markerats med (S).</w:t>
       </w:r>
     </w:p>
     <w:p>
@@ -95,6 +95,26 @@
         <w:rPr>
           <w:b/>
         </w:rPr>
+        <w:t>Dropptaggsvamp</w:t>
+      </w:r>
+      <w:r>
+        <w:t xml:space="preserve"> bildar mykorrhiza med tall, huvudsakligen i äldre skog. Total population i landet bedöms ha minskat och fortsatt minska på grund av slutavverkningar och förhöja kvävenivåer i marken som en följd av skogsgödsling. Dropptaggsvamp är typisk art för </w:t>
+      </w:r>
+      <w:r>
+        <w:rPr>
+          <w:i/>
+        </w:rPr>
+        <w:t xml:space="preserve">9010 Taiga </w:t>
+      </w:r>
+      <w:r>
+        <w:t>(SLU Artdatabanken, 2025).</w:t>
+      </w:r>
+    </w:p>
+    <w:p>
+      <w:r>
+        <w:rPr>
+          <w:b/>
+        </w:rPr>
         <w:t>Goliatmusseron (VU)</w:t>
       </w:r>
       <w:r>
@@ -108,6 +128,26 @@
       </w:r>
       <w:r>
         <w:t xml:space="preserve"> (SLU Artdatabanken, 2024; Nitare &amp; Skogsstyrelsen, 2019; IUCN, 2020).</w:t>
+      </w:r>
+    </w:p>
+    <w:p>
+      <w:r>
+        <w:rPr>
+          <w:b/>
+        </w:rPr>
+        <w:t xml:space="preserve">Motaggsvamp (NT) </w:t>
+      </w:r>
+      <w:r>
+        <w:t xml:space="preserve">bildar mykorrhiza med tall i tallskog och hittas huvudsakligen i äldre, glesare skogsbestånd och hällmarksimpediment. Arten hotas främst av skogsavverkning och tycks försvinna efter slutavverkning, markberedning och plantering. Motaggsvamp är typisk art för </w:t>
+      </w:r>
+      <w:r>
+        <w:rPr>
+          <w:i/>
+        </w:rPr>
+        <w:t>9010 Taiga</w:t>
+      </w:r>
+      <w:r>
+        <w:t xml:space="preserve"> (SLU Artdatabanken, 2024).</w:t>
       </w:r>
     </w:p>
     <w:p>
@@ -289,7 +329,7 @@
     <w:r>
       <w:tab/>
       <w:tab/>
-      <w:t>2026-03-18</w:t>
+      <w:t>2026-03-19</w:t>
       <w:br/>
       <w:br/>
     </w:r>

--- a/tillsyn/A 58293-2025 tillsynsbegäran.docx
+++ b/tillsyn/A 58293-2025 tillsynsbegäran.docx
@@ -329,7 +329,7 @@
     <w:r>
       <w:tab/>
       <w:tab/>
-      <w:t>2026-03-19</w:t>
+      <w:t>2026-03-20</w:t>
       <w:br/>
       <w:br/>
     </w:r>

--- a/tillsyn/A 58293-2025 tillsynsbegäran.docx
+++ b/tillsyn/A 58293-2025 tillsynsbegäran.docx
@@ -329,7 +329,7 @@
     <w:r>
       <w:tab/>
       <w:tab/>
-      <w:t>2026-03-20</w:t>
+      <w:t>2026-03-21</w:t>
       <w:br/>
       <w:br/>
     </w:r>

--- a/tillsyn/A 58293-2025 tillsynsbegäran.docx
+++ b/tillsyn/A 58293-2025 tillsynsbegäran.docx
@@ -329,7 +329,7 @@
     <w:r>
       <w:tab/>
       <w:tab/>
-      <w:t>2026-03-21</w:t>
+      <w:t>2026-03-22</w:t>
       <w:br/>
       <w:br/>
     </w:r>

--- a/tillsyn/A 58293-2025 tillsynsbegäran.docx
+++ b/tillsyn/A 58293-2025 tillsynsbegäran.docx
@@ -329,7 +329,7 @@
     <w:r>
       <w:tab/>
       <w:tab/>
-      <w:t>2026-03-22</w:t>
+      <w:t>2026-03-23</w:t>
       <w:br/>
       <w:br/>
     </w:r>

--- a/tillsyn/A 58293-2025 tillsynsbegäran.docx
+++ b/tillsyn/A 58293-2025 tillsynsbegäran.docx
@@ -329,7 +329,7 @@
     <w:r>
       <w:tab/>
       <w:tab/>
-      <w:t>2026-03-23</w:t>
+      <w:t>2026-03-24</w:t>
       <w:br/>
       <w:br/>
     </w:r>

--- a/tillsyn/A 58293-2025 tillsynsbegäran.docx
+++ b/tillsyn/A 58293-2025 tillsynsbegäran.docx
@@ -329,7 +329,7 @@
     <w:r>
       <w:tab/>
       <w:tab/>
-      <w:t>2026-03-24</w:t>
+      <w:t>2026-03-25</w:t>
       <w:br/>
       <w:br/>
     </w:r>

--- a/tillsyn/A 58293-2025 tillsynsbegäran.docx
+++ b/tillsyn/A 58293-2025 tillsynsbegäran.docx
@@ -329,7 +329,7 @@
     <w:r>
       <w:tab/>
       <w:tab/>
-      <w:t>2026-03-25</w:t>
+      <w:t>2026-03-26</w:t>
       <w:br/>
       <w:br/>
     </w:r>

--- a/tillsyn/A 58293-2025 tillsynsbegäran.docx
+++ b/tillsyn/A 58293-2025 tillsynsbegäran.docx
@@ -329,7 +329,7 @@
     <w:r>
       <w:tab/>
       <w:tab/>
-      <w:t>2026-03-26</w:t>
+      <w:t>2026-03-27</w:t>
       <w:br/>
       <w:br/>
     </w:r>

--- a/tillsyn/A 58293-2025 tillsynsbegäran.docx
+++ b/tillsyn/A 58293-2025 tillsynsbegäran.docx
@@ -329,7 +329,7 @@
     <w:r>
       <w:tab/>
       <w:tab/>
-      <w:t>2026-03-27</w:t>
+      <w:t>2026-03-28</w:t>
       <w:br/>
       <w:br/>
     </w:r>

--- a/tillsyn/A 58293-2025 tillsynsbegäran.docx
+++ b/tillsyn/A 58293-2025 tillsynsbegäran.docx
@@ -329,7 +329,7 @@
     <w:r>
       <w:tab/>
       <w:tab/>
-      <w:t>2026-03-28</w:t>
+      <w:t>2026-03-29</w:t>
       <w:br/>
       <w:br/>
     </w:r>

--- a/tillsyn/A 58293-2025 tillsynsbegäran.docx
+++ b/tillsyn/A 58293-2025 tillsynsbegäran.docx
@@ -329,7 +329,7 @@
     <w:r>
       <w:tab/>
       <w:tab/>
-      <w:t>2026-03-29</w:t>
+      <w:t>2026-03-30</w:t>
       <w:br/>
       <w:br/>
     </w:r>

--- a/tillsyn/A 58293-2025 tillsynsbegäran.docx
+++ b/tillsyn/A 58293-2025 tillsynsbegäran.docx
@@ -329,7 +329,7 @@
     <w:r>
       <w:tab/>
       <w:tab/>
-      <w:t>2026-03-30</w:t>
+      <w:t>2026-03-31</w:t>
       <w:br/>
       <w:br/>
     </w:r>

--- a/tillsyn/A 58293-2025 tillsynsbegäran.docx
+++ b/tillsyn/A 58293-2025 tillsynsbegäran.docx
@@ -329,7 +329,7 @@
     <w:r>
       <w:tab/>
       <w:tab/>
-      <w:t>2026-03-31</w:t>
+      <w:t>2026-04-01</w:t>
       <w:br/>
       <w:br/>
     </w:r>

--- a/tillsyn/A 58293-2025 tillsynsbegäran.docx
+++ b/tillsyn/A 58293-2025 tillsynsbegäran.docx
@@ -329,7 +329,7 @@
     <w:r>
       <w:tab/>
       <w:tab/>
-      <w:t>2026-04-01</w:t>
+      <w:t>2026-04-02</w:t>
       <w:br/>
       <w:br/>
     </w:r>

--- a/tillsyn/A 58293-2025 tillsynsbegäran.docx
+++ b/tillsyn/A 58293-2025 tillsynsbegäran.docx
@@ -329,7 +329,7 @@
     <w:r>
       <w:tab/>
       <w:tab/>
-      <w:t>2026-04-02</w:t>
+      <w:t>2026-04-03</w:t>
       <w:br/>
       <w:br/>
     </w:r>

--- a/tillsyn/A 58293-2025 tillsynsbegäran.docx
+++ b/tillsyn/A 58293-2025 tillsynsbegäran.docx
@@ -329,7 +329,7 @@
     <w:r>
       <w:tab/>
       <w:tab/>
-      <w:t>2026-04-03</w:t>
+      <w:t>2026-04-04</w:t>
       <w:br/>
       <w:br/>
     </w:r>

--- a/tillsyn/A 58293-2025 tillsynsbegäran.docx
+++ b/tillsyn/A 58293-2025 tillsynsbegäran.docx
@@ -329,7 +329,7 @@
     <w:r>
       <w:tab/>
       <w:tab/>
-      <w:t>2026-04-04</w:t>
+      <w:t>2026-04-05</w:t>
       <w:br/>
       <w:br/>
     </w:r>

--- a/tillsyn/A 58293-2025 tillsynsbegäran.docx
+++ b/tillsyn/A 58293-2025 tillsynsbegäran.docx
@@ -329,7 +329,7 @@
     <w:r>
       <w:tab/>
       <w:tab/>
-      <w:t>2026-04-05</w:t>
+      <w:t>2026-04-06</w:t>
       <w:br/>
       <w:br/>
     </w:r>

--- a/tillsyn/A 58293-2025 tillsynsbegäran.docx
+++ b/tillsyn/A 58293-2025 tillsynsbegäran.docx
@@ -95,10 +95,10 @@
         <w:rPr>
           <w:b/>
         </w:rPr>
-        <w:t>Dropptaggsvamp</w:t>
+        <w:t>Dropptaggsvamp (NT)</w:t>
       </w:r>
       <w:r>
-        <w:t xml:space="preserve"> bildar mykorrhiza med tall, huvudsakligen i äldre skog. Total population i landet bedöms ha minskat och fortsatt minska på grund av slutavverkningar och förhöja kvävenivåer i marken som en följd av skogsgödsling. Dropptaggsvamp är typisk art för </w:t>
+        <w:t xml:space="preserve"> bildar mykorrhiza med tall, främst i barrskog med trädkontinuitet, i magra, torra och ljusöppna lavtallskogar och i barrblandskogar med friskmossor och lingon i fältskiktet. Den totala populationen i landet har minskat och bedöms fortsätta minska till följd av slutavverkningar av tallskog. Det är högst oklart om arten långsiktigt kan etablera och reproducera sig i skogsbestånd som brukas med trakthyggesmetoder, markberedning, gödsling eller föryngring med förädlat plantmaterial. Uppfyller kriterierna för att bli rödlistad på grund av ny kunskap som visar att en större andel av populationen än tidigare bedömt är knuten till kontinuitetsbarrskog. Minskningstakten för den svenska populationen bedöms vara nära gränsvärdet för Sårbar (VU). Dropptaggsvamp är typisk art för </w:t>
       </w:r>
       <w:r>
         <w:rPr>
@@ -107,7 +107,7 @@
         <w:t xml:space="preserve">9010 Taiga </w:t>
       </w:r>
       <w:r>
-        <w:t>(SLU Artdatabanken, 2025).</w:t>
+        <w:t>(SLU Artdatabanken, 2026).</w:t>
       </w:r>
     </w:p>
     <w:p>
@@ -168,6 +168,17 @@
       </w:r>
       <w:r>
         <w:t xml:space="preserve"> (SLU Artdatabanken, 2024).</w:t>
+      </w:r>
+    </w:p>
+    <w:p>
+      <w:r>
+        <w:rPr>
+          <w:b/>
+        </w:rPr>
+        <w:t xml:space="preserve">Skarp dropptaggsvamp (NT) </w:t>
+      </w:r>
+      <w:r>
+        <w:t>bildar mykorrhiza med både gran och tall, främst i barrskogar med trädkontinuitet. Arten uppträder dels i näringsrik kalkbarrskog och dels i sur lavtallskog. Kalkbarrskogarna är ofta grandominerade, olikåldriga och skiktade på frisk mark med ett örtrikt vegetationsskikt. Lavtallskogarna är i regel magra, torra, ljusöppna och ofta brandpräglade. Den totala populationen i landet har minskat och bedöms fortsätta minska till följd av avverkning av äldre barrskogar. Arten har begränsad förmåga att återetablera sig efter slutavverkning eller andra storskaliga skogsbruksåtgärder. Det saknas indikationer på att arten långsiktigt kan etablera eller reproducera sig i skogsbestånd som brukas med metoder som trakthyggesbruk, markberedning, gödsling eller föryngring med förädlat plantmaterial. Minskningstakten för den svenska populationen bedöms vara nära gränsvärdet för Sårbar (VU) (SLU Artdatabanken, 2026).</w:t>
       </w:r>
     </w:p>
     <w:p>
@@ -329,7 +340,7 @@
     <w:r>
       <w:tab/>
       <w:tab/>
-      <w:t>2026-04-06</w:t>
+      <w:t>2026-04-07</w:t>
       <w:br/>
       <w:br/>
     </w:r>

--- a/tillsyn/A 58293-2025 tillsynsbegäran.docx
+++ b/tillsyn/A 58293-2025 tillsynsbegäran.docx
@@ -340,7 +340,7 @@
     <w:r>
       <w:tab/>
       <w:tab/>
-      <w:t>2026-04-07</w:t>
+      <w:t>2026-04-08</w:t>
       <w:br/>
       <w:br/>
     </w:r>

--- a/tillsyn/A 58293-2025 tillsynsbegäran.docx
+++ b/tillsyn/A 58293-2025 tillsynsbegäran.docx
@@ -340,7 +340,7 @@
     <w:r>
       <w:tab/>
       <w:tab/>
-      <w:t>2026-04-08</w:t>
+      <w:t>2026-04-09</w:t>
       <w:br/>
       <w:br/>
     </w:r>

--- a/tillsyn/A 58293-2025 tillsynsbegäran.docx
+++ b/tillsyn/A 58293-2025 tillsynsbegäran.docx
@@ -340,7 +340,7 @@
     <w:r>
       <w:tab/>
       <w:tab/>
-      <w:t>2026-04-09</w:t>
+      <w:t>2026-04-10</w:t>
       <w:br/>
       <w:br/>
     </w:r>

--- a/tillsyn/A 58293-2025 tillsynsbegäran.docx
+++ b/tillsyn/A 58293-2025 tillsynsbegäran.docx
@@ -340,7 +340,7 @@
     <w:r>
       <w:tab/>
       <w:tab/>
-      <w:t>2026-04-10</w:t>
+      <w:t>2026-04-11</w:t>
       <w:br/>
       <w:br/>
     </w:r>

--- a/tillsyn/A 58293-2025 tillsynsbegäran.docx
+++ b/tillsyn/A 58293-2025 tillsynsbegäran.docx
@@ -340,7 +340,7 @@
     <w:r>
       <w:tab/>
       <w:tab/>
-      <w:t>2026-04-11</w:t>
+      <w:t>2026-04-12</w:t>
       <w:br/>
       <w:br/>
     </w:r>

--- a/tillsyn/A 58293-2025 tillsynsbegäran.docx
+++ b/tillsyn/A 58293-2025 tillsynsbegäran.docx
@@ -340,7 +340,7 @@
     <w:r>
       <w:tab/>
       <w:tab/>
-      <w:t>2026-04-14</w:t>
+      <w:t>2026-04-15</w:t>
       <w:br/>
       <w:br/>
     </w:r>

--- a/tillsyn/A 58293-2025 tillsynsbegäran.docx
+++ b/tillsyn/A 58293-2025 tillsynsbegäran.docx
@@ -340,7 +340,7 @@
     <w:r>
       <w:tab/>
       <w:tab/>
-      <w:t>2026-04-15</w:t>
+      <w:t>2026-04-16</w:t>
       <w:br/>
       <w:br/>
     </w:r>

--- a/tillsyn/A 58293-2025 tillsynsbegäran.docx
+++ b/tillsyn/A 58293-2025 tillsynsbegäran.docx
@@ -340,7 +340,7 @@
     <w:r>
       <w:tab/>
       <w:tab/>
-      <w:t>2026-04-16</w:t>
+      <w:t>2026-04-17</w:t>
       <w:br/>
       <w:br/>
     </w:r>

--- a/tillsyn/A 58293-2025 tillsynsbegäran.docx
+++ b/tillsyn/A 58293-2025 tillsynsbegäran.docx
@@ -340,7 +340,7 @@
     <w:r>
       <w:tab/>
       <w:tab/>
-      <w:t>2026-04-17</w:t>
+      <w:t>2026-04-18</w:t>
       <w:br/>
       <w:br/>
     </w:r>

--- a/tillsyn/A 58293-2025 tillsynsbegäran.docx
+++ b/tillsyn/A 58293-2025 tillsynsbegäran.docx
@@ -340,7 +340,7 @@
     <w:r>
       <w:tab/>
       <w:tab/>
-      <w:t>2026-04-18</w:t>
+      <w:t>2026-04-19</w:t>
       <w:br/>
       <w:br/>
     </w:r>

--- a/tillsyn/A 58293-2025 tillsynsbegäran.docx
+++ b/tillsyn/A 58293-2025 tillsynsbegäran.docx
@@ -340,7 +340,7 @@
     <w:r>
       <w:tab/>
       <w:tab/>
-      <w:t>2026-04-19</w:t>
+      <w:t>2026-04-20</w:t>
       <w:br/>
       <w:br/>
     </w:r>

--- a/tillsyn/A 58293-2025 tillsynsbegäran.docx
+++ b/tillsyn/A 58293-2025 tillsynsbegäran.docx
@@ -340,7 +340,7 @@
     <w:r>
       <w:tab/>
       <w:tab/>
-      <w:t>2026-04-20</w:t>
+      <w:t>2026-04-21</w:t>
       <w:br/>
       <w:br/>
     </w:r>

--- a/tillsyn/A 58293-2025 tillsynsbegäran.docx
+++ b/tillsyn/A 58293-2025 tillsynsbegäran.docx
@@ -340,7 +340,7 @@
     <w:r>
       <w:tab/>
       <w:tab/>
-      <w:t>2026-04-21</w:t>
+      <w:t>2026-04-22</w:t>
       <w:br/>
       <w:br/>
     </w:r>

--- a/tillsyn/A 58293-2025 tillsynsbegäran.docx
+++ b/tillsyn/A 58293-2025 tillsynsbegäran.docx
@@ -340,7 +340,7 @@
     <w:r>
       <w:tab/>
       <w:tab/>
-      <w:t>2026-04-22</w:t>
+      <w:t>2026-04-23</w:t>
       <w:br/>
       <w:br/>
     </w:r>

--- a/tillsyn/A 58293-2025 tillsynsbegäran.docx
+++ b/tillsyn/A 58293-2025 tillsynsbegäran.docx
@@ -340,7 +340,7 @@
     <w:r>
       <w:tab/>
       <w:tab/>
-      <w:t>2026-04-23</w:t>
+      <w:t>2026-04-24</w:t>
       <w:br/>
       <w:br/>
     </w:r>

--- a/tillsyn/A 58293-2025 tillsynsbegäran.docx
+++ b/tillsyn/A 58293-2025 tillsynsbegäran.docx
@@ -340,7 +340,7 @@
     <w:r>
       <w:tab/>
       <w:tab/>
-      <w:t>2026-04-24</w:t>
+      <w:t>2026-04-25</w:t>
       <w:br/>
       <w:br/>
     </w:r>

--- a/tillsyn/A 58293-2025 tillsynsbegäran.docx
+++ b/tillsyn/A 58293-2025 tillsynsbegäran.docx
@@ -340,7 +340,7 @@
     <w:r>
       <w:tab/>
       <w:tab/>
-      <w:t>2026-04-25</w:t>
+      <w:t>2026-04-26</w:t>
       <w:br/>
       <w:br/>
     </w:r>

--- a/tillsyn/A 58293-2025 tillsynsbegäran.docx
+++ b/tillsyn/A 58293-2025 tillsynsbegäran.docx
@@ -340,7 +340,7 @@
     <w:r>
       <w:tab/>
       <w:tab/>
-      <w:t>2026-05-16</w:t>
+      <w:t>2026-05-17</w:t>
       <w:br/>
       <w:br/>
     </w:r>

--- a/tillsyn/A 58293-2025 tillsynsbegäran.docx
+++ b/tillsyn/A 58293-2025 tillsynsbegäran.docx
@@ -340,7 +340,7 @@
     <w:r>
       <w:tab/>
       <w:tab/>
-      <w:t>2026-05-17</w:t>
+      <w:t>2026-05-18</w:t>
       <w:br/>
       <w:br/>
     </w:r>

--- a/tillsyn/A 58293-2025 tillsynsbegäran.docx
+++ b/tillsyn/A 58293-2025 tillsynsbegäran.docx
@@ -340,7 +340,7 @@
     <w:r>
       <w:tab/>
       <w:tab/>
-      <w:t>2026-05-18</w:t>
+      <w:t>2026-05-19</w:t>
       <w:br/>
       <w:br/>
     </w:r>

--- a/tillsyn/A 58293-2025 tillsynsbegäran.docx
+++ b/tillsyn/A 58293-2025 tillsynsbegäran.docx
@@ -340,7 +340,7 @@
     <w:r>
       <w:tab/>
       <w:tab/>
-      <w:t>2026-05-19</w:t>
+      <w:t>2026-05-20</w:t>
       <w:br/>
       <w:br/>
     </w:r>

--- a/tillsyn/A 58293-2025 tillsynsbegäran.docx
+++ b/tillsyn/A 58293-2025 tillsynsbegäran.docx
@@ -340,7 +340,7 @@
     <w:r>
       <w:tab/>
       <w:tab/>
-      <w:t>2026-05-20</w:t>
+      <w:t>2026-05-21</w:t>
       <w:br/>
       <w:br/>
     </w:r>

--- a/tillsyn/A 58293-2025 tillsynsbegäran.docx
+++ b/tillsyn/A 58293-2025 tillsynsbegäran.docx
@@ -340,7 +340,7 @@
     <w:r>
       <w:tab/>
       <w:tab/>
-      <w:t>2026-05-21</w:t>
+      <w:t>2026-05-22</w:t>
       <w:br/>
       <w:br/>
     </w:r>

--- a/tillsyn/A 58293-2025 tillsynsbegäran.docx
+++ b/tillsyn/A 58293-2025 tillsynsbegäran.docx
@@ -340,7 +340,7 @@
     <w:r>
       <w:tab/>
       <w:tab/>
-      <w:t>2026-05-22</w:t>
+      <w:t>2026-05-23</w:t>
       <w:br/>
       <w:br/>
     </w:r>

--- a/tillsyn/A 58293-2025 tillsynsbegäran.docx
+++ b/tillsyn/A 58293-2025 tillsynsbegäran.docx
@@ -340,7 +340,7 @@
     <w:r>
       <w:tab/>
       <w:tab/>
-      <w:t>2026-05-23</w:t>
+      <w:t>2026-05-24</w:t>
       <w:br/>
       <w:br/>
     </w:r>

--- a/tillsyn/A 58293-2025 tillsynsbegäran.docx
+++ b/tillsyn/A 58293-2025 tillsynsbegäran.docx
@@ -340,7 +340,7 @@
     <w:r>
       <w:tab/>
       <w:tab/>
-      <w:t>2026-05-24</w:t>
+      <w:t>2026-05-25</w:t>
       <w:br/>
       <w:br/>
     </w:r>

--- a/tillsyn/A 58293-2025 tillsynsbegäran.docx
+++ b/tillsyn/A 58293-2025 tillsynsbegäran.docx
@@ -340,7 +340,7 @@
     <w:r>
       <w:tab/>
       <w:tab/>
-      <w:t>2026-05-25</w:t>
+      <w:t>2026-05-26</w:t>
       <w:br/>
       <w:br/>
     </w:r>

--- a/tillsyn/A 58293-2025 tillsynsbegäran.docx
+++ b/tillsyn/A 58293-2025 tillsynsbegäran.docx
@@ -340,7 +340,7 @@
     <w:r>
       <w:tab/>
       <w:tab/>
-      <w:t>2026-05-26</w:t>
+      <w:t>2026-05-27</w:t>
       <w:br/>
       <w:br/>
     </w:r>

--- a/tillsyn/A 58293-2025 tillsynsbegäran.docx
+++ b/tillsyn/A 58293-2025 tillsynsbegäran.docx
@@ -340,7 +340,7 @@
     <w:r>
       <w:tab/>
       <w:tab/>
-      <w:t>2026-05-27</w:t>
+      <w:t>2026-05-28</w:t>
       <w:br/>
       <w:br/>
     </w:r>

--- a/tillsyn/A 58293-2025 tillsynsbegäran.docx
+++ b/tillsyn/A 58293-2025 tillsynsbegäran.docx
@@ -340,7 +340,7 @@
     <w:r>
       <w:tab/>
       <w:tab/>
-      <w:t>2026-05-28</w:t>
+      <w:t>2026-05-29</w:t>
       <w:br/>
       <w:br/>
     </w:r>

--- a/tillsyn/A 58293-2025 tillsynsbegäran.docx
+++ b/tillsyn/A 58293-2025 tillsynsbegäran.docx
@@ -340,7 +340,7 @@
     <w:r>
       <w:tab/>
       <w:tab/>
-      <w:t>2026-05-29</w:t>
+      <w:t>2026-05-30</w:t>
       <w:br/>
       <w:br/>
     </w:r>

--- a/tillsyn/A 58293-2025 tillsynsbegäran.docx
+++ b/tillsyn/A 58293-2025 tillsynsbegäran.docx
@@ -340,7 +340,7 @@
     <w:r>
       <w:tab/>
       <w:tab/>
-      <w:t>2026-05-30</w:t>
+      <w:t>2026-05-31</w:t>
       <w:br/>
       <w:br/>
     </w:r>

--- a/tillsyn/A 58293-2025 tillsynsbegäran.docx
+++ b/tillsyn/A 58293-2025 tillsynsbegäran.docx
@@ -340,7 +340,7 @@
     <w:r>
       <w:tab/>
       <w:tab/>
-      <w:t>2026-05-31</w:t>
+      <w:t>2026-06-01</w:t>
       <w:br/>
       <w:br/>
     </w:r>

--- a/tillsyn/A 58293-2025 tillsynsbegäran.docx
+++ b/tillsyn/A 58293-2025 tillsynsbegäran.docx
@@ -340,7 +340,7 @@
     <w:r>
       <w:tab/>
       <w:tab/>
-      <w:t>2026-06-01</w:t>
+      <w:t>2026-06-02</w:t>
       <w:br/>
       <w:br/>
     </w:r>

--- a/tillsyn/A 58293-2025 tillsynsbegäran.docx
+++ b/tillsyn/A 58293-2025 tillsynsbegäran.docx
@@ -340,7 +340,7 @@
     <w:r>
       <w:tab/>
       <w:tab/>
-      <w:t>2026-06-02</w:t>
+      <w:t>2026-06-03</w:t>
       <w:br/>
       <w:br/>
     </w:r>

--- a/tillsyn/A 58293-2025 tillsynsbegäran.docx
+++ b/tillsyn/A 58293-2025 tillsynsbegäran.docx
@@ -340,7 +340,7 @@
     <w:r>
       <w:tab/>
       <w:tab/>
-      <w:t>2026-06-03</w:t>
+      <w:t>2026-06-04</w:t>
       <w:br/>
       <w:br/>
     </w:r>

--- a/tillsyn/A 58293-2025 tillsynsbegäran.docx
+++ b/tillsyn/A 58293-2025 tillsynsbegäran.docx
@@ -340,7 +340,7 @@
     <w:r>
       <w:tab/>
       <w:tab/>
-      <w:t>2026-06-04</w:t>
+      <w:t>2026-06-05</w:t>
       <w:br/>
       <w:br/>
     </w:r>

--- a/tillsyn/A 58293-2025 tillsynsbegäran.docx
+++ b/tillsyn/A 58293-2025 tillsynsbegäran.docx
@@ -340,7 +340,7 @@
     <w:r>
       <w:tab/>
       <w:tab/>
-      <w:t>2026-06-05</w:t>
+      <w:t>2026-06-06</w:t>
       <w:br/>
       <w:br/>
     </w:r>

--- a/tillsyn/A 58293-2025 tillsynsbegäran.docx
+++ b/tillsyn/A 58293-2025 tillsynsbegäran.docx
@@ -340,7 +340,7 @@
     <w:r>
       <w:tab/>
       <w:tab/>
-      <w:t>2026-06-06</w:t>
+      <w:t>2026-06-07</w:t>
       <w:br/>
       <w:br/>
     </w:r>

--- a/tillsyn/A 58293-2025 tillsynsbegäran.docx
+++ b/tillsyn/A 58293-2025 tillsynsbegäran.docx
@@ -340,7 +340,7 @@
     <w:r>
       <w:tab/>
       <w:tab/>
-      <w:t>2026-06-07</w:t>
+      <w:t>2026-06-08</w:t>
       <w:br/>
       <w:br/>
     </w:r>

--- a/tillsyn/A 58293-2025 tillsynsbegäran.docx
+++ b/tillsyn/A 58293-2025 tillsynsbegäran.docx
@@ -340,7 +340,7 @@
     <w:r>
       <w:tab/>
       <w:tab/>
-      <w:t>2026-06-08</w:t>
+      <w:t>2026-06-09</w:t>
       <w:br/>
       <w:br/>
     </w:r>

--- a/tillsyn/A 58293-2025 tillsynsbegäran.docx
+++ b/tillsyn/A 58293-2025 tillsynsbegäran.docx
@@ -340,7 +340,7 @@
     <w:r>
       <w:tab/>
       <w:tab/>
-      <w:t>2026-06-09</w:t>
+      <w:t>2026-06-10</w:t>
       <w:br/>
       <w:br/>
     </w:r>

--- a/tillsyn/A 58293-2025 tillsynsbegäran.docx
+++ b/tillsyn/A 58293-2025 tillsynsbegäran.docx
@@ -340,7 +340,7 @@
     <w:r>
       <w:tab/>
       <w:tab/>
-      <w:t>2026-06-10</w:t>
+      <w:t>2026-06-11</w:t>
       <w:br/>
       <w:br/>
     </w:r>

--- a/tillsyn/A 58293-2025 tillsynsbegäran.docx
+++ b/tillsyn/A 58293-2025 tillsynsbegäran.docx
@@ -340,7 +340,7 @@
     <w:r>
       <w:tab/>
       <w:tab/>
-      <w:t>2026-06-11</w:t>
+      <w:t>2026-06-12</w:t>
       <w:br/>
       <w:br/>
     </w:r>

--- a/tillsyn/A 58293-2025 tillsynsbegäran.docx
+++ b/tillsyn/A 58293-2025 tillsynsbegäran.docx
@@ -340,7 +340,7 @@
     <w:r>
       <w:tab/>
       <w:tab/>
-      <w:t>2026-06-12</w:t>
+      <w:t>2026-06-13</w:t>
       <w:br/>
       <w:br/>
     </w:r>

--- a/tillsyn/A 58293-2025 tillsynsbegäran.docx
+++ b/tillsyn/A 58293-2025 tillsynsbegäran.docx
@@ -340,7 +340,7 @@
     <w:r>
       <w:tab/>
       <w:tab/>
-      <w:t>2026-06-13</w:t>
+      <w:t>2026-06-14</w:t>
       <w:br/>
       <w:br/>
     </w:r>
